--- a/revision/06a_title_page.docx
+++ b/revision/06a_title_page.docx
@@ -115,7 +115,7 @@
         <w:t xml:space="preserve"> </w:t>
       </w:r>
       <w:r>
-        <w:t xml:space="preserve">7,685 words, including abstract, tables, figure caption, references and declarations (limit 8,000).</w:t>
+        <w:t xml:space="preserve">7,882 words, including abstract, tables, figure caption, references and declarations (limit 8,000).</w:t>
       </w:r>
     </w:p>
     <w:p>
@@ -181,7 +181,7 @@
           <w:bCs/>
           <w:b/>
         </w:rPr>
-        <w:t xml:space="preserve">Abstract (193 words):</w:t>
+        <w:t xml:space="preserve">Abstract (196 words):</w:t>
       </w:r>
       <w:r>
         <w:t xml:space="preserve"> </w:t>
@@ -253,31 +253,13 @@
           <w:bCs/>
           <w:b/>
         </w:rPr>
-        <w:t xml:space="preserve">Declaration of generative AI use</w:t>
-      </w:r>
-      <w:r>
-        <w:t xml:space="preserve"> </w:t>
-      </w:r>
-      <w:r>
-        <w:t xml:space="preserve">[AUTHORS TO COMPLETE]: the journal requires a statement of whether and how generative AI was used in the research and manuscript preparation. It must describe what actually happened. Do not use the suggested</w:t>
-      </w:r>
-      <w:r>
-        <w:t xml:space="preserve"> </w:t>
-      </w:r>
-      <w:r>
-        <w:t xml:space="preserve">“</w:t>
-      </w:r>
-      <w:r>
-        <w:t xml:space="preserve">not used</w:t>
-      </w:r>
-      <w:r>
-        <w:t xml:space="preserve">”</w:t>
-      </w:r>
-      <w:r>
-        <w:t xml:space="preserve"> </w:t>
-      </w:r>
-      <w:r>
-        <w:t xml:space="preserve">wording unless it is true.</w:t>
+        <w:t xml:space="preserve">Declaration of generative AI use:</w:t>
+      </w:r>
+      <w:r>
+        <w:t xml:space="preserve"> </w:t>
+      </w:r>
+      <w:r>
+        <w:t xml:space="preserve">The authors used generative AI to polish the writing of this manuscript. The authors reviewed and edited the text and take full responsibility for the content. [AUTHORS TO CONFIRM that this describes all uses, including any help with reading sources, coding or drafting, and name the tool if the journal asks.]</w:t>
       </w:r>
     </w:p>
     <w:p>
@@ -295,7 +277,7 @@
         <w:t xml:space="preserve"> </w:t>
       </w:r>
       <w:r>
-        <w:t xml:space="preserve">The instrument-level coding matrix and sources are in the Supporting Information (Tables S1 to S4) and the blind coding sheet.</w:t>
+        <w:t xml:space="preserve">The instrument-level coding matrix and sources are in the Supporting Information (Tables S1 to S5) and the blind coding sheet.</w:t>
       </w:r>
     </w:p>
     <w:p>
@@ -313,7 +295,7 @@
         <w:t xml:space="preserve"> </w:t>
       </w:r>
       <w:r>
-        <w:t xml:space="preserve">Supporting Information, Tables S1 to S4 (upload as supplemental file).</w:t>
+        <w:t xml:space="preserve">Supporting Information, Tables S1 to S5 (upload as supplemental file).</w:t>
       </w:r>
     </w:p>
     <w:sectPr>

--- a/revision/06a_title_page.docx
+++ b/revision/06a_title_page.docx
@@ -115,7 +115,7 @@
         <w:t xml:space="preserve"> </w:t>
       </w:r>
       <w:r>
-        <w:t xml:space="preserve">7,882 words, including abstract, tables, figure caption, references and declarations (limit 8,000).</w:t>
+        <w:t xml:space="preserve">7,891 words, including abstract, tables, figure caption, references and declarations (limit 8,000).</w:t>
       </w:r>
     </w:p>
     <w:p>
@@ -259,7 +259,7 @@
         <w:t xml:space="preserve"> </w:t>
       </w:r>
       <w:r>
-        <w:t xml:space="preserve">The authors used generative AI to polish the writing of this manuscript. The authors reviewed and edited the text and take full responsibility for the content. [AUTHORS TO CONFIRM that this describes all uses, including any help with reading sources, coding or drafting, and name the tool if the journal asks.]</w:t>
+        <w:t xml:space="preserve">The authors used generative AI to polish the writing of this manuscript and, as a blind second coder, to check the coding of legal instruments (Section 3.2). The authors reviewed and edited the text and take full responsibility for the content. [AUTHORS TO CONFIRM that this covers every use, including any help with reading sources, searching, coding or drafting, and name the tool if the journal asks.]</w:t>
       </w:r>
     </w:p>
     <w:p>
@@ -277,7 +277,7 @@
         <w:t xml:space="preserve"> </w:t>
       </w:r>
       <w:r>
-        <w:t xml:space="preserve">The instrument-level coding matrix and sources are in the Supporting Information (Tables S1 to S5) and the blind coding sheet.</w:t>
+        <w:t xml:space="preserve">The instrument-level coding matrix and sources are in the Supporting Information (Tables S1 to S6) and the blind coding sheet.</w:t>
       </w:r>
     </w:p>
     <w:p>
@@ -295,7 +295,7 @@
         <w:t xml:space="preserve"> </w:t>
       </w:r>
       <w:r>
-        <w:t xml:space="preserve">Supporting Information, Tables S1 to S5 (upload as supplemental file).</w:t>
+        <w:t xml:space="preserve">Supporting Information, Tables S1 to S6 (upload as supplemental file).</w:t>
       </w:r>
     </w:p>
     <w:sectPr>

--- a/revision/06a_title_page.docx
+++ b/revision/06a_title_page.docx
@@ -115,7 +115,7 @@
         <w:t xml:space="preserve"> </w:t>
       </w:r>
       <w:r>
-        <w:t xml:space="preserve">7,891 words, including abstract, tables, figure caption, references and declarations (limit 8,000).</w:t>
+        <w:t xml:space="preserve">7,878 words, including abstract, tables, figure caption, references and declarations (limit 8,000).</w:t>
       </w:r>
     </w:p>
     <w:p>
@@ -217,13 +217,13 @@
           <w:bCs/>
           <w:b/>
         </w:rPr>
-        <w:t xml:space="preserve">Funding details</w:t>
-      </w:r>
-      <w:r>
-        <w:t xml:space="preserve"> </w:t>
-      </w:r>
-      <w:r>
-        <w:t xml:space="preserve">[AUTHORS TO COMPLETE]: name each funder and grant number, or state that no funding was obtained for the reported work.</w:t>
+        <w:t xml:space="preserve">Funding details:</w:t>
+      </w:r>
+      <w:r>
+        <w:t xml:space="preserve"> </w:t>
+      </w:r>
+      <w:r>
+        <w:t xml:space="preserve">No funding was obtained for the reported work.</w:t>
       </w:r>
     </w:p>
     <w:p>
@@ -235,13 +235,13 @@
           <w:bCs/>
           <w:b/>
         </w:rPr>
-        <w:t xml:space="preserve">Disclosure statement</w:t>
-      </w:r>
-      <w:r>
-        <w:t xml:space="preserve"> </w:t>
-      </w:r>
-      <w:r>
-        <w:t xml:space="preserve">[AUTHORS TO COMPLETE]: any financial interest or benefit arising from direct applications of the research, or a statement that there is none.</w:t>
+        <w:t xml:space="preserve">Disclosure statement:</w:t>
+      </w:r>
+      <w:r>
+        <w:t xml:space="preserve"> </w:t>
+      </w:r>
+      <w:r>
+        <w:t xml:space="preserve">The authors report there are no competing interests to declare.</w:t>
       </w:r>
     </w:p>
     <w:p>

--- a/revision/06a_title_page.docx
+++ b/revision/06a_title_page.docx
@@ -151,7 +151,7 @@
         <w:pStyle w:val="Compact"/>
       </w:pPr>
       <w:r>
-        <w:t xml:space="preserve">[AUTHORS TO COMPLETE: further authors, with full name, affiliation where the research was conducted, ORCID and email. Remove this line if there are none.]</w:t>
+        <w:t xml:space="preserve">Thi-Hong-Hanh Nguyen, Banking Academy of Vietnam, Hanoi, Vietnam. hanh.nth1@hvnh.edu.vn. [ORCID optional: add if available.]</w:t>
       </w:r>
     </w:p>
     <w:p>

--- a/revision/06a_title_page.docx
+++ b/revision/06a_title_page.docx
@@ -115,7 +115,7 @@
         <w:t xml:space="preserve"> </w:t>
       </w:r>
       <w:r>
-        <w:t xml:space="preserve">7,878 words, including abstract, tables, figure caption, references and declarations (limit 8,000).</w:t>
+        <w:t xml:space="preserve">7,830 words, including abstract, tables, figure caption, references and declarations (limit 8,000).</w:t>
       </w:r>
     </w:p>
     <w:p>
@@ -181,7 +181,7 @@
           <w:bCs/>
           <w:b/>
         </w:rPr>
-        <w:t xml:space="preserve">Abstract (196 words):</w:t>
+        <w:t xml:space="preserve">Abstract (147 words):</w:t>
       </w:r>
       <w:r>
         <w:t xml:space="preserve"> </w:t>
